--- a/Ausgabe/Klasse_7/02_Repraesentation_von_Daten/01_Arbeitsheft.docx
+++ b/Ausgabe/Klasse_7/02_Repraesentation_von_Daten/01_Arbeitsheft.docx
@@ -821,7 +821,7 @@
     </w:p>
     <w:bookmarkEnd w:id="42"/>
     <w:bookmarkEnd w:id="43"/>
-    <w:bookmarkStart w:id="53" w:name="X98c4b35ca370863651928a79e041f28f8296e99"/>
+    <w:bookmarkStart w:id="56" w:name="X98c4b35ca370863651928a79e041f28f8296e99"/>
     <w:p>
       <w:pPr>
         <w:pStyle w:val="Heading1"/>
@@ -1026,17 +1026,17 @@
         <w:pStyle w:val="FirstParagraph"/>
       </w:pPr>
       <w:r>
-        <w:t xml:space="preserve">Ein Inhalt sollte nicht dadurch unverständlich werden, dass jede Überschrift einzeln anders formatiert wird.</w:t>
+        <w:t xml:space="preserve">Ein Inhalt sollte nicht dadurch unverständlich werden, dass jede Überschrift einzeln anders formatiert wird. Sinnvoll ist, wiederkehrende Gestaltung möglichst über Formatvorlagen, Folienlayouts oder andere gemeinsame Einstellungen zu steuern.</w:t>
       </w:r>
     </w:p>
     <w:bookmarkEnd w:id="46"/>
-    <w:bookmarkStart w:id="47" w:name="geeignete-software-wählen"/>
+    <w:bookmarkStart w:id="48" w:name="geeignete-software-problembezogen-wählen"/>
     <w:p>
       <w:pPr>
         <w:pStyle w:val="Heading2"/>
       </w:pPr>
       <w:r>
-        <w:t xml:space="preserve">Geeignete Software wählen</w:t>
+        <w:t xml:space="preserve">Geeignete Software problembezogen wählen</w:t>
       </w:r>
     </w:p>
     <w:p>
@@ -1092,7 +1092,7 @@
         <w:pStyle w:val="Compact"/>
       </w:pPr>
       <w:r>
-        <w:t xml:space="preserve">Grafikprogramm</w:t>
+        <w:t xml:space="preserve">Pixel- oder Vektorgrafikprogramm</w:t>
       </w:r>
     </w:p>
     <w:p>
@@ -1119,14 +1119,53 @@
         <w:t xml:space="preserve">browsergestützte Anwendungen</w:t>
       </w:r>
     </w:p>
+    <w:p>
+      <w:pPr>
+        <w:pStyle w:val="FirstParagraph"/>
+      </w:pPr>
+      <w:r>
+        <w:t xml:space="preserve">Nicht die bekannteste Anwendung ist automatisch die beste. Entscheidend ist,</w:t>
+      </w:r>
+      <w:r>
+        <w:t xml:space="preserve"> </w:t>
+      </w:r>
+      <w:r>
+        <w:rPr>
+          <w:bCs/>
+          <w:b/>
+        </w:rPr>
+        <w:t xml:space="preserve">welche Aufgabe gelöst werden soll</w:t>
+      </w:r>
+      <w:r>
+        <w:t xml:space="preserve">.</w:t>
+      </w:r>
+    </w:p>
+    <w:bookmarkStart w:id="47" w:name="beispiel"/>
+    <w:p>
+      <w:pPr>
+        <w:pStyle w:val="Heading3"/>
+      </w:pPr>
+      <w:r>
+        <w:t xml:space="preserve">Beispiel</w:t>
+      </w:r>
+    </w:p>
+    <w:p>
+      <w:pPr>
+        <w:pStyle w:val="FirstParagraph"/>
+      </w:pPr>
+      <w:r>
+        <w:t xml:space="preserve">Für eine Umfrage mit vielen Zahlen ist eine Tabellenkalkulation meist geeigneter als eine Präsentationssoftware. Für ein Logo mit klaren Formen kann ein Vektorgrafikprogramm sinnvoller sein als eine Pixelgrafik-Anwendung.</w:t>
+      </w:r>
+    </w:p>
     <w:bookmarkEnd w:id="47"/>
-    <w:bookmarkStart w:id="48" w:name="aufgabe-1-1"/>
+    <w:bookmarkEnd w:id="48"/>
+    <w:bookmarkStart w:id="49" w:name="automatisierung-in-anwendersoftware"/>
     <w:p>
       <w:pPr>
         <w:pStyle w:val="Heading2"/>
       </w:pPr>
       <w:r>
-        <w:t xml:space="preserve">Aufgabe 1</w:t>
+        <w:t xml:space="preserve">Automatisierung in Anwendersoftware</w:t>
       </w:r>
     </w:p>
     <w:p>
@@ -1134,7 +1173,7 @@
         <w:pStyle w:val="FirstParagraph"/>
       </w:pPr>
       <w:r>
-        <w:t xml:space="preserve">Wähle für jede Aufgabe eine geeignete Softwareart und begründe:</w:t>
+        <w:t xml:space="preserve">Anwendungen übernehmen viele Verarbeitungsschritte automatisch. Beispiele:</w:t>
       </w:r>
     </w:p>
     <w:p>
@@ -1146,7 +1185,7 @@
         <w:pStyle w:val="Compact"/>
       </w:pPr>
       <w:r>
-        <w:t xml:space="preserve">Einladung mit viel Fließtext</w:t>
+        <w:t xml:space="preserve">Rechtschreibprüfung markiert mögliche Fehler.</w:t>
       </w:r>
     </w:p>
     <w:p>
@@ -1158,7 +1197,7 @@
         <w:pStyle w:val="Compact"/>
       </w:pPr>
       <w:r>
-        <w:t xml:space="preserve">Auswertung einer Umfrage</w:t>
+        <w:t xml:space="preserve">Tabellenkalkulation berechnet Summen oder Mittelwerte neu, wenn Eingabedaten geändert werden.</w:t>
       </w:r>
     </w:p>
     <w:p>
@@ -1170,7 +1209,7 @@
         <w:pStyle w:val="Compact"/>
       </w:pPr>
       <w:r>
-        <w:t xml:space="preserve">Plakat</w:t>
+        <w:t xml:space="preserve">Formatvorlagen wenden mehrere Gestaltungsmerkmale gleichzeitig an.</w:t>
       </w:r>
     </w:p>
     <w:p>
@@ -1182,7 +1221,7 @@
         <w:pStyle w:val="Compact"/>
       </w:pPr>
       <w:r>
-        <w:t xml:space="preserve">kurzer Erklärfilm</w:t>
+        <w:t xml:space="preserve">automatische Farbanpassung oder Bildkorrektur verändert Bildwerte nach einem Verfahren.</w:t>
       </w:r>
     </w:p>
     <w:p>
@@ -1194,17 +1233,35 @@
         <w:pStyle w:val="Compact"/>
       </w:pPr>
       <w:r>
-        <w:t xml:space="preserve">Vortrag mit Bildern und Stichpunkten</w:t>
-      </w:r>
-    </w:p>
-    <w:bookmarkEnd w:id="48"/>
-    <w:bookmarkStart w:id="49" w:name="aufgabe-2-inhalt-oder-design"/>
+        <w:t xml:space="preserve">Präsentationssoftware richtet Objekte aus oder passt Layouts an.</w:t>
+      </w:r>
+    </w:p>
+    <w:p>
+      <w:pPr>
+        <w:pStyle w:val="FirstParagraph"/>
+      </w:pPr>
+      <w:r>
+        <w:t xml:space="preserve">Automatisierung bedeutet nicht, dass das Ergebnis automatisch richtig oder sinnvoll ist.</w:t>
+      </w:r>
+      <w:r>
+        <w:t xml:space="preserve"> </w:t>
+      </w:r>
+      <w:r>
+        <w:rPr>
+          <w:bCs/>
+          <w:b/>
+        </w:rPr>
+        <w:t xml:space="preserve">Der Mensch muss Eingaben, Regeln und Ergebnis prüfen.</w:t>
+      </w:r>
+    </w:p>
+    <w:bookmarkEnd w:id="49"/>
+    <w:bookmarkStart w:id="50" w:name="aufgabe-1-software-auswählen"/>
     <w:p>
       <w:pPr>
         <w:pStyle w:val="Heading2"/>
       </w:pPr>
       <w:r>
-        <w:t xml:space="preserve">Aufgabe 2 – Inhalt oder Design?</w:t>
+        <w:t xml:space="preserve">Aufgabe 1 – Software auswählen</w:t>
       </w:r>
     </w:p>
     <w:p>
@@ -1212,7 +1269,7 @@
         <w:pStyle w:val="FirstParagraph"/>
       </w:pPr>
       <w:r>
-        <w:t xml:space="preserve">Ordne zu:</w:t>
+        <w:t xml:space="preserve">Wähle für jede Aufgabe eine geeignete Softwareart und begründe:</w:t>
       </w:r>
     </w:p>
     <w:p>
@@ -1224,7 +1281,7 @@
         <w:pStyle w:val="Compact"/>
       </w:pPr>
       <w:r>
-        <w:t xml:space="preserve">Überschrift „Unser Schulfest“</w:t>
+        <w:t xml:space="preserve">Einladung mit viel Fließtext</w:t>
       </w:r>
     </w:p>
     <w:p>
@@ -1236,7 +1293,7 @@
         <w:pStyle w:val="Compact"/>
       </w:pPr>
       <w:r>
-        <w:t xml:space="preserve">Schriftgröße 28 pt</w:t>
+        <w:t xml:space="preserve">Auswertung einer Umfrage</w:t>
       </w:r>
     </w:p>
     <w:p>
@@ -1248,7 +1305,7 @@
         <w:pStyle w:val="Compact"/>
       </w:pPr>
       <w:r>
-        <w:t xml:space="preserve">Foto vom Schulhof</w:t>
+        <w:t xml:space="preserve">Logo für eine Schülerfirma</w:t>
       </w:r>
     </w:p>
     <w:p>
@@ -1260,7 +1317,7 @@
         <w:pStyle w:val="Compact"/>
       </w:pPr>
       <w:r>
-        <w:t xml:space="preserve">Aussage „Beginn: 15 Uhr“</w:t>
+        <w:t xml:space="preserve">kurzer Erklärfilm</w:t>
       </w:r>
     </w:p>
     <w:p>
@@ -1272,17 +1329,95 @@
         <w:pStyle w:val="Compact"/>
       </w:pPr>
       <w:r>
+        <w:t xml:space="preserve">Vortrag mit Bildern und Stichpunkten</w:t>
+      </w:r>
+    </w:p>
+    <w:bookmarkEnd w:id="50"/>
+    <w:bookmarkStart w:id="51" w:name="aufgabe-2-inhalt-oder-design"/>
+    <w:p>
+      <w:pPr>
+        <w:pStyle w:val="Heading2"/>
+      </w:pPr>
+      <w:r>
+        <w:t xml:space="preserve">Aufgabe 2 – Inhalt oder Design?</w:t>
+      </w:r>
+    </w:p>
+    <w:p>
+      <w:pPr>
+        <w:pStyle w:val="FirstParagraph"/>
+      </w:pPr>
+      <w:r>
+        <w:t xml:space="preserve">Ordne zu:</w:t>
+      </w:r>
+    </w:p>
+    <w:p>
+      <w:pPr>
+        <w:numPr>
+          <w:ilvl w:val="0"/>
+          <w:numId w:val="1010"/>
+        </w:numPr>
+        <w:pStyle w:val="Compact"/>
+      </w:pPr>
+      <w:r>
+        <w:t xml:space="preserve">Überschrift „Unser Schulfest“</w:t>
+      </w:r>
+    </w:p>
+    <w:p>
+      <w:pPr>
+        <w:numPr>
+          <w:ilvl w:val="0"/>
+          <w:numId w:val="1010"/>
+        </w:numPr>
+        <w:pStyle w:val="Compact"/>
+      </w:pPr>
+      <w:r>
+        <w:t xml:space="preserve">Schriftgröße 28 pt</w:t>
+      </w:r>
+    </w:p>
+    <w:p>
+      <w:pPr>
+        <w:numPr>
+          <w:ilvl w:val="0"/>
+          <w:numId w:val="1010"/>
+        </w:numPr>
+        <w:pStyle w:val="Compact"/>
+      </w:pPr>
+      <w:r>
+        <w:t xml:space="preserve">Foto vom Schulhof</w:t>
+      </w:r>
+    </w:p>
+    <w:p>
+      <w:pPr>
+        <w:numPr>
+          <w:ilvl w:val="0"/>
+          <w:numId w:val="1010"/>
+        </w:numPr>
+        <w:pStyle w:val="Compact"/>
+      </w:pPr>
+      <w:r>
+        <w:t xml:space="preserve">Aussage „Beginn: 15 Uhr“</w:t>
+      </w:r>
+    </w:p>
+    <w:p>
+      <w:pPr>
+        <w:numPr>
+          <w:ilvl w:val="0"/>
+          <w:numId w:val="1010"/>
+        </w:numPr>
+        <w:pStyle w:val="Compact"/>
+      </w:pPr>
+      <w:r>
         <w:t xml:space="preserve">blaue Hintergrundfarbe</w:t>
       </w:r>
     </w:p>
-    <w:bookmarkEnd w:id="49"/>
-    <w:bookmarkStart w:id="50" w:name="aufgabe-3-überarbeiten"/>
+    <w:bookmarkEnd w:id="51"/>
+    <w:bookmarkStart w:id="52" w:name="aufgabe-3-automatisierung-untersuchen"/>
     <w:p>
       <w:pPr>
         <w:pStyle w:val="Heading2"/>
       </w:pPr>
       <w:r>
-        <w:t xml:space="preserve">Aufgabe 3 – Überarbeiten</w:t>
+        <w:t xml:space="preserve">Aufgabe 3 – Automatisierung untersuchen</w:t>
       </w:r>
     </w:p>
     <w:p>
@@ -1290,35 +1425,142 @@
         <w:pStyle w:val="FirstParagraph"/>
       </w:pPr>
       <w:r>
+        <w:t xml:space="preserve">Wähle eine Anwendung, die ihr im Unterricht nutzt. Finde eine Funktion, die Arbeit automatisch übernimmt.</w:t>
+      </w:r>
+    </w:p>
+    <w:p>
+      <w:pPr>
+        <w:pStyle w:val="BodyText"/>
+      </w:pPr>
+      <w:r>
+        <w:t xml:space="preserve">Beschreibe:</w:t>
+      </w:r>
+    </w:p>
+    <w:p>
+      <w:pPr>
+        <w:numPr>
+          <w:ilvl w:val="0"/>
+          <w:numId w:val="1011"/>
+        </w:numPr>
+        <w:pStyle w:val="Compact"/>
+      </w:pPr>
+      <w:r>
+        <w:t xml:space="preserve">Welche Eingabe bekommt die Funktion?</w:t>
+      </w:r>
+    </w:p>
+    <w:p>
+      <w:pPr>
+        <w:numPr>
+          <w:ilvl w:val="0"/>
+          <w:numId w:val="1011"/>
+        </w:numPr>
+        <w:pStyle w:val="Compact"/>
+      </w:pPr>
+      <w:r>
+        <w:t xml:space="preserve">Was macht die Software automatisch?</w:t>
+      </w:r>
+    </w:p>
+    <w:p>
+      <w:pPr>
+        <w:numPr>
+          <w:ilvl w:val="0"/>
+          <w:numId w:val="1011"/>
+        </w:numPr>
+        <w:pStyle w:val="Compact"/>
+      </w:pPr>
+      <w:r>
+        <w:t xml:space="preserve">Welches Ergebnis entsteht?</w:t>
+      </w:r>
+    </w:p>
+    <w:p>
+      <w:pPr>
+        <w:numPr>
+          <w:ilvl w:val="0"/>
+          <w:numId w:val="1011"/>
+        </w:numPr>
+        <w:pStyle w:val="Compact"/>
+      </w:pPr>
+      <w:r>
+        <w:t xml:space="preserve">Warum muss ein Mensch das Ergebnis trotzdem prüfen?</w:t>
+      </w:r>
+    </w:p>
+    <w:bookmarkEnd w:id="52"/>
+    <w:bookmarkStart w:id="53" w:name="Xc0091b8504b2f54f24d1a037e55a82b671681f9"/>
+    <w:p>
+      <w:pPr>
+        <w:pStyle w:val="Heading2"/>
+      </w:pPr>
+      <w:r>
+        <w:t xml:space="preserve">Aufgabe 4 – Eine weitere Anwendung kennenlernen</w:t>
+      </w:r>
+    </w:p>
+    <w:p>
+      <w:pPr>
+        <w:pStyle w:val="FirstParagraph"/>
+      </w:pPr>
+      <w:r>
+        <w:t xml:space="preserve">Nutze – wenn möglich – eine Anwendung, die du bisher selten verwendet hast, zum Beispiel ein Vektorgrafikprogramm, eine Audioanwendung oder ein browsergestütztes Medientool. Erstelle ein kleines Produkt und notiere zwei Gemeinsamkeiten und zwei Unterschiede zu einer dir bekannten Anwendung.</w:t>
+      </w:r>
+    </w:p>
+    <w:bookmarkEnd w:id="53"/>
+    <w:bookmarkStart w:id="54" w:name="aufgabe-5-überarbeiten"/>
+    <w:p>
+      <w:pPr>
+        <w:pStyle w:val="Heading2"/>
+      </w:pPr>
+      <w:r>
+        <w:t xml:space="preserve">Aufgabe 5 – Überarbeiten</w:t>
+      </w:r>
+    </w:p>
+    <w:p>
+      <w:pPr>
+        <w:pStyle w:val="FirstParagraph"/>
+      </w:pPr>
+      <w:r>
         <w:t xml:space="preserve">Untersuche ein eigenes digitales Dokument. Nenne zwei Verbesserungen beim Inhalt und zwei bei der Gestaltung.</w:t>
       </w:r>
     </w:p>
-    <w:bookmarkEnd w:id="50"/>
-    <w:bookmarkStart w:id="51" w:name="aufgabe-4-automatisierung-entdecken"/>
+    <w:bookmarkEnd w:id="54"/>
+    <w:bookmarkStart w:id="55" w:name="merksatz-2"/>
     <w:p>
       <w:pPr>
         <w:pStyle w:val="Heading2"/>
       </w:pPr>
       <w:r>
-        <w:t xml:space="preserve">Aufgabe 4 – Automatisierung entdecken</w:t>
-      </w:r>
-    </w:p>
-    <w:p>
-      <w:pPr>
-        <w:pStyle w:val="FirstParagraph"/>
-      </w:pPr>
-      <w:r>
-        <w:t xml:space="preserve">Welche Arbeit übernimmt Software bereits automatisch? Beispiele: Rechtschreibprüfung, automatische Summenbildung, Farbanpassung, Layoutvorlagen.</w:t>
-      </w:r>
-    </w:p>
-    <w:bookmarkEnd w:id="51"/>
-    <w:bookmarkStart w:id="52" w:name="merksatz-2"/>
+        <w:t xml:space="preserve">Merksatz</w:t>
+      </w:r>
+    </w:p>
+    <w:p>
+      <w:pPr>
+        <w:pStyle w:val="BlockText"/>
+      </w:pPr>
+      <w:r>
+        <w:t xml:space="preserve">Gute digitale Medien verbinden passende Inhalte mit einer zweckmäßigen Gestaltung und einer geeigneten Anwendung. Automatische Funktionen unterstützen uns, ersetzen aber nicht die Kontrolle durch den Menschen.</w:t>
+      </w:r>
+    </w:p>
+    <w:p>
+      <w:r>
+        <w:br w:type="page"/>
+      </w:r>
+    </w:p>
+    <w:bookmarkEnd w:id="55"/>
+    <w:bookmarkEnd w:id="56"/>
+    <w:bookmarkStart w:id="67" w:name="objekte-und-attribute"/>
+    <w:p>
+      <w:pPr>
+        <w:pStyle w:val="Heading1"/>
+      </w:pPr>
+      <w:r>
+        <w:t xml:space="preserve">04 – Objekte und Attribute</w:t>
+      </w:r>
+    </w:p>
+    <w:bookmarkStart w:id="57" w:name="leitfrage-2"/>
     <w:p>
       <w:pPr>
         <w:pStyle w:val="Heading2"/>
       </w:pPr>
       <w:r>
-        <w:t xml:space="preserve">Merksatz</w:t>
+        <w:t xml:space="preserve">Leitfrage</w:t>
       </w:r>
     </w:p>
     <w:p>
@@ -1326,44 +1568,11 @@
         <w:pStyle w:val="BlockText"/>
       </w:pPr>
       <w:r>
-        <w:t xml:space="preserve">Gute digitale Medien verbinden passende Inhalte mit einer Gestaltung, die den Zweck unterstützt.</w:t>
-      </w:r>
-    </w:p>
-    <w:p>
-      <w:r>
-        <w:br w:type="page"/>
-      </w:r>
-    </w:p>
-    <w:bookmarkEnd w:id="52"/>
-    <w:bookmarkEnd w:id="53"/>
-    <w:bookmarkStart w:id="64" w:name="objekte-und-attribute"/>
-    <w:p>
-      <w:pPr>
-        <w:pStyle w:val="Heading1"/>
-      </w:pPr>
-      <w:r>
-        <w:t xml:space="preserve">04 – Objekte und Attribute</w:t>
-      </w:r>
-    </w:p>
-    <w:bookmarkStart w:id="54" w:name="leitfrage-2"/>
-    <w:p>
-      <w:pPr>
-        <w:pStyle w:val="Heading2"/>
-      </w:pPr>
-      <w:r>
-        <w:t xml:space="preserve">Leitfrage</w:t>
-      </w:r>
-    </w:p>
-    <w:p>
-      <w:pPr>
-        <w:pStyle w:val="BlockText"/>
-      </w:pPr>
-      <w:r>
         <w:t xml:space="preserve">Wie kann ein Computer Dinge so beschreiben, dass ihre Eigenschaften gezielt verändert werden können?</w:t>
       </w:r>
     </w:p>
-    <w:bookmarkEnd w:id="54"/>
-    <w:bookmarkStart w:id="55" w:name="objekt"/>
+    <w:bookmarkEnd w:id="57"/>
+    <w:bookmarkStart w:id="58" w:name="objekt"/>
     <w:p>
       <w:pPr>
         <w:pStyle w:val="Heading2"/>
@@ -1408,7 +1617,7 @@
       <w:pPr>
         <w:numPr>
           <w:ilvl w:val="0"/>
-          <w:numId w:val="1010"/>
+          <w:numId w:val="1012"/>
         </w:numPr>
         <w:pStyle w:val="Compact"/>
       </w:pPr>
@@ -1420,7 +1629,7 @@
       <w:pPr>
         <w:numPr>
           <w:ilvl w:val="0"/>
-          <w:numId w:val="1010"/>
+          <w:numId w:val="1012"/>
         </w:numPr>
         <w:pStyle w:val="Compact"/>
       </w:pPr>
@@ -1432,7 +1641,7 @@
       <w:pPr>
         <w:numPr>
           <w:ilvl w:val="0"/>
-          <w:numId w:val="1010"/>
+          <w:numId w:val="1012"/>
         </w:numPr>
         <w:pStyle w:val="Compact"/>
       </w:pPr>
@@ -1444,7 +1653,7 @@
       <w:pPr>
         <w:numPr>
           <w:ilvl w:val="0"/>
-          <w:numId w:val="1010"/>
+          <w:numId w:val="1012"/>
         </w:numPr>
         <w:pStyle w:val="Compact"/>
       </w:pPr>
@@ -1452,8 +1661,8 @@
         <w:t xml:space="preserve">ein Absatz in einem Textdokument</w:t>
       </w:r>
     </w:p>
-    <w:bookmarkEnd w:id="55"/>
-    <w:bookmarkStart w:id="56" w:name="attribut"/>
+    <w:bookmarkEnd w:id="58"/>
+    <w:bookmarkStart w:id="59" w:name="attribut"/>
     <w:p>
       <w:pPr>
         <w:pStyle w:val="Heading2"/>
@@ -1498,7 +1707,7 @@
       <w:pPr>
         <w:numPr>
           <w:ilvl w:val="0"/>
-          <w:numId w:val="1011"/>
+          <w:numId w:val="1013"/>
         </w:numPr>
         <w:pStyle w:val="Compact"/>
       </w:pPr>
@@ -1510,7 +1719,7 @@
       <w:pPr>
         <w:numPr>
           <w:ilvl w:val="0"/>
-          <w:numId w:val="1011"/>
+          <w:numId w:val="1013"/>
         </w:numPr>
         <w:pStyle w:val="Compact"/>
       </w:pPr>
@@ -1522,7 +1731,7 @@
       <w:pPr>
         <w:numPr>
           <w:ilvl w:val="0"/>
-          <w:numId w:val="1011"/>
+          <w:numId w:val="1013"/>
         </w:numPr>
         <w:pStyle w:val="Compact"/>
       </w:pPr>
@@ -1534,7 +1743,7 @@
       <w:pPr>
         <w:numPr>
           <w:ilvl w:val="0"/>
-          <w:numId w:val="1011"/>
+          <w:numId w:val="1013"/>
         </w:numPr>
         <w:pStyle w:val="Compact"/>
       </w:pPr>
@@ -1542,8 +1751,8 @@
         <w:t xml:space="preserve">Drehung</w:t>
       </w:r>
     </w:p>
-    <w:bookmarkEnd w:id="56"/>
-    <w:bookmarkStart w:id="57" w:name="attributwert"/>
+    <w:bookmarkEnd w:id="59"/>
+    <w:bookmarkStart w:id="60" w:name="attributwert"/>
     <w:p>
       <w:pPr>
         <w:pStyle w:val="Heading2"/>
@@ -1619,8 +1828,8 @@
         <w:t xml:space="preserve">Drehung: 0°</w:t>
       </w:r>
     </w:p>
-    <w:bookmarkEnd w:id="57"/>
-    <w:bookmarkStart w:id="58" w:name="methoden"/>
+    <w:bookmarkEnd w:id="60"/>
+    <w:bookmarkStart w:id="61" w:name="methoden"/>
     <w:p>
       <w:pPr>
         <w:pStyle w:val="Heading2"/>
@@ -1653,8 +1862,8 @@
         <w:t xml:space="preserve">beschreibt eine Operation, die auf ein Objekt angewendet werden kann, zum Beispiel Größe ändern, drehen oder verschieben.</w:t>
       </w:r>
     </w:p>
-    <w:bookmarkEnd w:id="58"/>
-    <w:bookmarkStart w:id="59" w:name="aufgabe-1-2"/>
+    <w:bookmarkEnd w:id="61"/>
+    <w:bookmarkStart w:id="62" w:name="aufgabe-1-1"/>
     <w:p>
       <w:pPr>
         <w:pStyle w:val="Heading2"/>
@@ -1671,8 +1880,8 @@
         <w:t xml:space="preserve">Wähle drei Objekte in einer Präsentation und notiere jeweils mindestens drei Attribute mit Werten.</w:t>
       </w:r>
     </w:p>
-    <w:bookmarkEnd w:id="59"/>
-    <w:bookmarkStart w:id="60" w:name="aufgabe-2-1"/>
+    <w:bookmarkEnd w:id="62"/>
+    <w:bookmarkStart w:id="63" w:name="aufgabe-2-1"/>
     <w:p>
       <w:pPr>
         <w:pStyle w:val="Heading2"/>
@@ -1693,7 +1902,7 @@
       <w:pPr>
         <w:numPr>
           <w:ilvl w:val="0"/>
-          <w:numId w:val="1012"/>
+          <w:numId w:val="1014"/>
         </w:numPr>
         <w:pStyle w:val="Compact"/>
       </w:pPr>
@@ -1705,7 +1914,7 @@
       <w:pPr>
         <w:numPr>
           <w:ilvl w:val="0"/>
-          <w:numId w:val="1012"/>
+          <w:numId w:val="1014"/>
         </w:numPr>
         <w:pStyle w:val="Compact"/>
       </w:pPr>
@@ -1717,7 +1926,7 @@
       <w:pPr>
         <w:numPr>
           <w:ilvl w:val="0"/>
-          <w:numId w:val="1012"/>
+          <w:numId w:val="1014"/>
         </w:numPr>
         <w:pStyle w:val="Compact"/>
       </w:pPr>
@@ -1729,7 +1938,7 @@
       <w:pPr>
         <w:numPr>
           <w:ilvl w:val="0"/>
-          <w:numId w:val="1012"/>
+          <w:numId w:val="1014"/>
         </w:numPr>
         <w:pStyle w:val="Compact"/>
       </w:pPr>
@@ -1745,8 +1954,8 @@
         <w:t xml:space="preserve">Welche Aktionen verwalten Objekte, welche verändern Attribute?</w:t>
       </w:r>
     </w:p>
-    <w:bookmarkEnd w:id="60"/>
-    <w:bookmarkStart w:id="61" w:name="aufgabe-3-1"/>
+    <w:bookmarkEnd w:id="63"/>
+    <w:bookmarkStart w:id="64" w:name="aufgabe-3-1"/>
     <w:p>
       <w:pPr>
         <w:pStyle w:val="Heading2"/>
@@ -1763,8 +1972,8 @@
         <w:t xml:space="preserve">Beschreibe eine Scratch-Figur als Objekt mit mindestens vier Attributen.</w:t>
       </w:r>
     </w:p>
-    <w:bookmarkEnd w:id="61"/>
-    <w:bookmarkStart w:id="62" w:name="aufgabe-4-1"/>
+    <w:bookmarkEnd w:id="64"/>
+    <w:bookmarkStart w:id="65" w:name="aufgabe-4-1"/>
     <w:p>
       <w:pPr>
         <w:pStyle w:val="Heading2"/>
@@ -1781,8 +1990,8 @@
         <w:t xml:space="preserve">Warum ist es hilfreich, Objekte und ihre Eigenschaften getrennt zu betrachten?</w:t>
       </w:r>
     </w:p>
-    <w:bookmarkEnd w:id="62"/>
-    <w:bookmarkStart w:id="63" w:name="merksatz-3"/>
+    <w:bookmarkEnd w:id="65"/>
+    <w:bookmarkStart w:id="66" w:name="merksatz-3"/>
     <w:p>
       <w:pPr>
         <w:pStyle w:val="Heading2"/>
@@ -1804,9 +2013,9 @@
         <w:br w:type="page"/>
       </w:r>
     </w:p>
-    <w:bookmarkEnd w:id="63"/>
-    <w:bookmarkEnd w:id="64"/>
-    <w:bookmarkStart w:id="74" w:name="klassen-und-methoden"/>
+    <w:bookmarkEnd w:id="66"/>
+    <w:bookmarkEnd w:id="67"/>
+    <w:bookmarkStart w:id="77" w:name="klassen-und-methoden"/>
     <w:p>
       <w:pPr>
         <w:pStyle w:val="Heading1"/>
@@ -1815,7 +2024,7 @@
         <w:t xml:space="preserve">05 – Klassen und Methoden</w:t>
       </w:r>
     </w:p>
-    <w:bookmarkStart w:id="65" w:name="rückblick-1"/>
+    <w:bookmarkStart w:id="68" w:name="rückblick-1"/>
     <w:p>
       <w:pPr>
         <w:pStyle w:val="Heading2"/>
@@ -1850,8 +2059,8 @@
         <w:t xml:space="preserve">Wie können wir viele ähnliche Objekte gemeinsam beschreiben?</w:t>
       </w:r>
     </w:p>
-    <w:bookmarkEnd w:id="65"/>
-    <w:bookmarkStart w:id="66" w:name="klasse"/>
+    <w:bookmarkEnd w:id="68"/>
+    <w:bookmarkStart w:id="69" w:name="klasse"/>
     <w:p>
       <w:pPr>
         <w:pStyle w:val="Heading2"/>
@@ -1929,8 +2138,8 @@
         <w:t xml:space="preserve">Konkrete Bilder in einem Dokument sind Objekte dieser Klasse.</w:t>
       </w:r>
     </w:p>
-    <w:bookmarkEnd w:id="66"/>
-    <w:bookmarkStart w:id="67" w:name="klasse-und-objekt"/>
+    <w:bookmarkEnd w:id="69"/>
+    <w:bookmarkStart w:id="70" w:name="klasse-und-objekt"/>
     <w:p>
       <w:pPr>
         <w:pStyle w:val="Heading2"/>
@@ -1976,8 +2185,8 @@
         <w:t xml:space="preserve">Attribute: Farbe = rot, Gangzahl = 21</w:t>
       </w:r>
     </w:p>
-    <w:bookmarkEnd w:id="67"/>
-    <w:bookmarkStart w:id="68" w:name="methoden-und-aktionen"/>
+    <w:bookmarkEnd w:id="70"/>
+    <w:bookmarkStart w:id="71" w:name="methoden-und-aktionen"/>
     <w:p>
       <w:pPr>
         <w:pStyle w:val="Heading2"/>
@@ -1994,8 +2203,8 @@
         <w:t xml:space="preserve">Eine Methode verändert häufig den Zustand bzw. einen Attributwert eines Objekts. Daneben gibt es Aktionen zur Verwaltung, beispielsweise Erstellen, Kopieren oder Löschen.</w:t>
       </w:r>
     </w:p>
-    <w:bookmarkEnd w:id="68"/>
-    <w:bookmarkStart w:id="69" w:name="aufgabe-1-3"/>
+    <w:bookmarkEnd w:id="71"/>
+    <w:bookmarkStart w:id="72" w:name="aufgabe-1-2"/>
     <w:p>
       <w:pPr>
         <w:pStyle w:val="Heading2"/>
@@ -2016,7 +2225,7 @@
       <w:pPr>
         <w:numPr>
           <w:ilvl w:val="0"/>
-          <w:numId w:val="1013"/>
+          <w:numId w:val="1015"/>
         </w:numPr>
         <w:pStyle w:val="Compact"/>
       </w:pPr>
@@ -2055,7 +2264,7 @@
       <w:pPr>
         <w:numPr>
           <w:ilvl w:val="0"/>
-          <w:numId w:val="1013"/>
+          <w:numId w:val="1015"/>
         </w:numPr>
         <w:pStyle w:val="Compact"/>
       </w:pPr>
@@ -2063,8 +2272,8 @@
         <w:t xml:space="preserve">Welche mögliche Klasse passt? Welche Attribute könnten alle Objekte besitzen?</w:t>
       </w:r>
     </w:p>
-    <w:bookmarkEnd w:id="69"/>
-    <w:bookmarkStart w:id="70" w:name="aufgabe-2-2"/>
+    <w:bookmarkEnd w:id="72"/>
+    <w:bookmarkStart w:id="73" w:name="aufgabe-2-2"/>
     <w:p>
       <w:pPr>
         <w:pStyle w:val="Heading2"/>
@@ -2096,8 +2305,8 @@
         <w:t xml:space="preserve">mit mindestens vier Attributen und drei möglichen Methoden.</w:t>
       </w:r>
     </w:p>
-    <w:bookmarkEnd w:id="70"/>
-    <w:bookmarkStart w:id="71" w:name="aufgabe-3-2"/>
+    <w:bookmarkEnd w:id="73"/>
+    <w:bookmarkStart w:id="74" w:name="aufgabe-3-2"/>
     <w:p>
       <w:pPr>
         <w:pStyle w:val="Heading2"/>
@@ -2129,8 +2338,8 @@
         <w:t xml:space="preserve">und gib unterschiedliche Attributwerte an.</w:t>
       </w:r>
     </w:p>
-    <w:bookmarkEnd w:id="71"/>
-    <w:bookmarkStart w:id="72" w:name="aufgabe-4-2"/>
+    <w:bookmarkEnd w:id="74"/>
+    <w:bookmarkStart w:id="75" w:name="aufgabe-4-2"/>
     <w:p>
       <w:pPr>
         <w:pStyle w:val="Heading2"/>
@@ -2147,8 +2356,8 @@
         <w:t xml:space="preserve">Erkläre den Unterschied zwischen Klasse und Objekt in einem Satz.</w:t>
       </w:r>
     </w:p>
-    <w:bookmarkEnd w:id="72"/>
-    <w:bookmarkStart w:id="73" w:name="ausblick-auf-klasse-8"/>
+    <w:bookmarkEnd w:id="75"/>
+    <w:bookmarkStart w:id="76" w:name="ausblick-auf-klasse-8"/>
     <w:p>
       <w:pPr>
         <w:pStyle w:val="Heading2"/>
@@ -2170,9 +2379,9 @@
         <w:br w:type="page"/>
       </w:r>
     </w:p>
-    <w:bookmarkEnd w:id="73"/>
-    <w:bookmarkEnd w:id="74"/>
-    <w:bookmarkStart w:id="86" w:name="daten-verantwortungsvoll-nutzen"/>
+    <w:bookmarkEnd w:id="76"/>
+    <w:bookmarkEnd w:id="77"/>
+    <w:bookmarkStart w:id="93" w:name="daten-verantwortungsvoll-nutzen"/>
     <w:p>
       <w:pPr>
         <w:pStyle w:val="Heading1"/>
@@ -2181,7 +2390,7 @@
         <w:t xml:space="preserve">06 – Daten verantwortungsvoll nutzen</w:t>
       </w:r>
     </w:p>
-    <w:bookmarkStart w:id="75" w:name="leitfrage-3"/>
+    <w:bookmarkStart w:id="78" w:name="leitfrage-3"/>
     <w:p>
       <w:pPr>
         <w:pStyle w:val="Heading2"/>
@@ -2195,17 +2404,17 @@
         <w:pStyle w:val="BlockText"/>
       </w:pPr>
       <w:r>
-        <w:t xml:space="preserve">Nur weil wir Daten technisch verwenden können – dürfen wir das auch immer?</w:t>
-      </w:r>
-    </w:p>
-    <w:bookmarkEnd w:id="75"/>
-    <w:bookmarkStart w:id="76" w:name="persönliche-daten"/>
+        <w:t xml:space="preserve">Nur weil wir Daten technisch verwenden oder verändern können – dürfen wir das auch immer und können wir jedem Ergebnis vertrauen?</w:t>
+      </w:r>
+    </w:p>
+    <w:bookmarkEnd w:id="78"/>
+    <w:bookmarkStart w:id="79" w:name="persönliche-und-schützenswerte-daten"/>
     <w:p>
       <w:pPr>
         <w:pStyle w:val="Heading2"/>
       </w:pPr>
       <w:r>
-        <w:t xml:space="preserve">Persönliche Daten</w:t>
+        <w:t xml:space="preserve">Persönliche und schützenswerte Daten</w:t>
       </w:r>
     </w:p>
     <w:p>
@@ -2213,7 +2422,7 @@
         <w:pStyle w:val="FirstParagraph"/>
       </w:pPr>
       <w:r>
-        <w:t xml:space="preserve">Persönliche Daten können sich auf eine Person beziehen, zum Beispiel Name, Foto, Stimme, Standort oder Kontaktdaten.</w:t>
+        <w:t xml:space="preserve">Personenbezogene Daten können sich auf eine Person beziehen, zum Beispiel Name, Foto, Stimme, Standort oder Kontaktdaten.</w:t>
       </w:r>
     </w:p>
     <w:p>
@@ -2221,17 +2430,17 @@
         <w:pStyle w:val="BodyText"/>
       </w:pPr>
       <w:r>
-        <w:t xml:space="preserve">Besonders vorsichtig sollte mit Daten umgegangen werden, die andere Menschen nicht öffentlich teilen möchten.</w:t>
-      </w:r>
-    </w:p>
-    <w:bookmarkEnd w:id="76"/>
-    <w:bookmarkStart w:id="77" w:name="persönlichkeitsrechte"/>
+        <w:t xml:space="preserve">Schützenswert können aber auch Schuldokumente, Zugangsdaten oder private Nachrichten sein. Nicht alle Daten gehören in die Öffentlichkeit.</w:t>
+      </w:r>
+    </w:p>
+    <w:bookmarkEnd w:id="79"/>
+    <w:bookmarkStart w:id="80" w:name="inhaltsdaten-und-metadaten"/>
     <w:p>
       <w:pPr>
         <w:pStyle w:val="Heading2"/>
       </w:pPr>
       <w:r>
-        <w:t xml:space="preserve">Persönlichkeitsrechte</w:t>
+        <w:t xml:space="preserve">Inhaltsdaten und Metadaten</w:t>
       </w:r>
     </w:p>
     <w:p>
@@ -2239,118 +2448,422 @@
         <w:pStyle w:val="FirstParagraph"/>
       </w:pPr>
       <w:r>
-        <w:t xml:space="preserve">Ein Foto einer Mitschülerin oder eines Mitschülers sollte nicht einfach veröffentlicht werden. Betroffene Personen haben Rechte daran, wie sie dargestellt und welche personenbezogenen Informationen über sie verbreitet werden.</w:t>
-      </w:r>
-    </w:p>
-    <w:bookmarkEnd w:id="77"/>
-    <w:bookmarkStart w:id="78" w:name="urheberrecht"/>
-    <w:p>
-      <w:pPr>
-        <w:pStyle w:val="Heading2"/>
-      </w:pPr>
-      <w:r>
-        <w:t xml:space="preserve">Urheberrecht</w:t>
-      </w:r>
-    </w:p>
-    <w:p>
-      <w:pPr>
-        <w:pStyle w:val="FirstParagraph"/>
-      </w:pPr>
-      <w:r>
-        <w:t xml:space="preserve">Texte, Fotos, Musik, Grafiken und Videos können urheberrechtlich geschützt sein. „Im Internet gefunden“ bedeutet nicht „frei verwendbar“.</w:t>
-      </w:r>
-    </w:p>
-    <w:bookmarkEnd w:id="78"/>
-    <w:bookmarkStart w:id="79" w:name="quellen"/>
-    <w:p>
-      <w:pPr>
-        <w:pStyle w:val="Heading2"/>
-      </w:pPr>
-      <w:r>
-        <w:t xml:space="preserve">Quellen</w:t>
-      </w:r>
-    </w:p>
-    <w:p>
-      <w:pPr>
-        <w:pStyle w:val="FirstParagraph"/>
-      </w:pPr>
-      <w:r>
-        <w:t xml:space="preserve">Wer fremde Informationen oder Medien nutzt, soll die Quelle nachvollziehbar angeben und die jeweilige Nutzungserlaubnis beachten.</w:t>
-      </w:r>
-    </w:p>
-    <w:bookmarkEnd w:id="79"/>
-    <w:bookmarkStart w:id="80" w:name="sensibler-umgang"/>
-    <w:p>
-      <w:pPr>
-        <w:pStyle w:val="Heading2"/>
-      </w:pPr>
-      <w:r>
-        <w:t xml:space="preserve">Sensibler Umgang</w:t>
-      </w:r>
-    </w:p>
-    <w:p>
-      <w:pPr>
-        <w:pStyle w:val="FirstParagraph"/>
-      </w:pPr>
-      <w:r>
-        <w:t xml:space="preserve">Vor dem Teilen von Daten helfen vier Fragen:</w:t>
+        <w:rPr>
+          <w:bCs/>
+          <w:b/>
+        </w:rPr>
+        <w:t xml:space="preserve">Inhaltsdaten</w:t>
+      </w:r>
+      <w:r>
+        <w:t xml:space="preserve"> </w:t>
+      </w:r>
+      <w:r>
+        <w:t xml:space="preserve">sind die eigentlichen Inhalte, zum Beispiel der Text einer Nachricht oder das Motiv eines Fotos.</w:t>
+      </w:r>
+    </w:p>
+    <w:p>
+      <w:pPr>
+        <w:pStyle w:val="BodyText"/>
+      </w:pPr>
+      <w:r>
+        <w:rPr>
+          <w:bCs/>
+          <w:b/>
+        </w:rPr>
+        <w:t xml:space="preserve">Metadaten</w:t>
+      </w:r>
+      <w:r>
+        <w:t xml:space="preserve"> </w:t>
+      </w:r>
+      <w:r>
+        <w:t xml:space="preserve">beschreiben Daten. Beispiele:</w:t>
       </w:r>
     </w:p>
     <w:p>
       <w:pPr>
         <w:numPr>
           <w:ilvl w:val="0"/>
-          <w:numId w:val="1014"/>
+          <w:numId w:val="1016"/>
         </w:numPr>
         <w:pStyle w:val="Compact"/>
       </w:pPr>
       <w:r>
-        <w:t xml:space="preserve">Wem gehören bzw. wen betreffen die Daten?</w:t>
+        <w:t xml:space="preserve">Aufnahmedatum eines Fotos</w:t>
       </w:r>
     </w:p>
     <w:p>
       <w:pPr>
         <w:numPr>
           <w:ilvl w:val="0"/>
-          <w:numId w:val="1014"/>
+          <w:numId w:val="1016"/>
         </w:numPr>
         <w:pStyle w:val="Compact"/>
       </w:pPr>
       <w:r>
-        <w:t xml:space="preserve">Muss ich sie wirklich weitergeben?</w:t>
+        <w:t xml:space="preserve">Dateiname und Dateigröße</w:t>
       </w:r>
     </w:p>
     <w:p>
       <w:pPr>
         <w:numPr>
           <w:ilvl w:val="0"/>
-          <w:numId w:val="1014"/>
+          <w:numId w:val="1016"/>
         </w:numPr>
         <w:pStyle w:val="Compact"/>
       </w:pPr>
       <w:r>
-        <w:t xml:space="preserve">Wer kann sie sehen?</w:t>
+        <w:t xml:space="preserve">Autor eines Dokuments</w:t>
       </w:r>
     </w:p>
     <w:p>
       <w:pPr>
         <w:numPr>
           <w:ilvl w:val="0"/>
-          <w:numId w:val="1014"/>
+          <w:numId w:val="1016"/>
         </w:numPr>
         <w:pStyle w:val="Compact"/>
       </w:pPr>
       <w:r>
-        <w:t xml:space="preserve">Habe ich das Recht, sie zu verwenden?</w:t>
+        <w:t xml:space="preserve">Standortangabe einer Aufnahme</w:t>
+      </w:r>
+    </w:p>
+    <w:p>
+      <w:pPr>
+        <w:pStyle w:val="FirstParagraph"/>
+      </w:pPr>
+      <w:r>
+        <w:t xml:space="preserve">Metadaten sind oft nicht sofort sichtbar, können aber trotzdem Informationen über Personen oder Abläufe verraten.</w:t>
       </w:r>
     </w:p>
     <w:bookmarkEnd w:id="80"/>
-    <w:bookmarkStart w:id="81" w:name="aufgabe-1-klassenfoto"/>
+    <w:bookmarkStart w:id="81" w:name="persönlichkeitsrechte"/>
     <w:p>
       <w:pPr>
         <w:pStyle w:val="Heading2"/>
       </w:pPr>
       <w:r>
+        <w:t xml:space="preserve">Persönlichkeitsrechte</w:t>
+      </w:r>
+    </w:p>
+    <w:p>
+      <w:pPr>
+        <w:pStyle w:val="FirstParagraph"/>
+      </w:pPr>
+      <w:r>
+        <w:t xml:space="preserve">Ein Foto einer Mitschülerin oder eines Mitschülers sollte nicht einfach veröffentlicht werden. Betroffene Personen haben Rechte daran, wie sie dargestellt und welche personenbezogenen Informationen über sie verbreitet werden.</w:t>
+      </w:r>
+    </w:p>
+    <w:bookmarkEnd w:id="81"/>
+    <w:bookmarkStart w:id="82" w:name="urheberrecht-zitat-und-quellen"/>
+    <w:p>
+      <w:pPr>
+        <w:pStyle w:val="Heading2"/>
+      </w:pPr>
+      <w:r>
+        <w:t xml:space="preserve">Urheberrecht, Zitat und Quellen</w:t>
+      </w:r>
+    </w:p>
+    <w:p>
+      <w:pPr>
+        <w:pStyle w:val="FirstParagraph"/>
+      </w:pPr>
+      <w:r>
+        <w:t xml:space="preserve">Texte, Fotos, Musik, Grafiken und Videos können urheberrechtlich geschützt sein. „Im Internet gefunden“ bedeutet nicht „frei verwendbar“.</w:t>
+      </w:r>
+    </w:p>
+    <w:p>
+      <w:pPr>
+        <w:pStyle w:val="BodyText"/>
+      </w:pPr>
+      <w:r>
+        <w:t xml:space="preserve">Wer fremde Inhalte übernimmt, muss klären, ob die Nutzung erlaubt ist, und die Quelle nachvollziehbar angeben. Ein Zitat darf nicht so wirken, als sei die fremde Aussage die eigene. Fehlende Quellen können zu einem</w:t>
+      </w:r>
+      <w:r>
+        <w:t xml:space="preserve"> </w:t>
+      </w:r>
+      <w:r>
+        <w:rPr>
+          <w:bCs/>
+          <w:b/>
+        </w:rPr>
+        <w:t xml:space="preserve">Plagiat</w:t>
+      </w:r>
+      <w:r>
+        <w:t xml:space="preserve"> </w:t>
+      </w:r>
+      <w:r>
+        <w:t xml:space="preserve">führen.</w:t>
+      </w:r>
+    </w:p>
+    <w:bookmarkEnd w:id="82"/>
+    <w:bookmarkStart w:id="83" w:name="dokumente-schützen"/>
+    <w:p>
+      <w:pPr>
+        <w:pStyle w:val="Heading2"/>
+      </w:pPr>
+      <w:r>
+        <w:t xml:space="preserve">Dokumente schützen</w:t>
+      </w:r>
+    </w:p>
+    <w:p>
+      <w:pPr>
+        <w:pStyle w:val="FirstParagraph"/>
+      </w:pPr>
+      <w:r>
+        <w:t xml:space="preserve">Je nach Bedeutung eines Dokuments sind unterschiedliche Schutzmaßnahmen sinnvoll:</w:t>
+      </w:r>
+    </w:p>
+    <w:p>
+      <w:pPr>
+        <w:numPr>
+          <w:ilvl w:val="0"/>
+          <w:numId w:val="1017"/>
+        </w:numPr>
+        <w:pStyle w:val="Compact"/>
+      </w:pPr>
+      <w:r>
+        <w:t xml:space="preserve">Zugriffsrechte sinnvoll vergeben</w:t>
+      </w:r>
+    </w:p>
+    <w:p>
+      <w:pPr>
+        <w:numPr>
+          <w:ilvl w:val="0"/>
+          <w:numId w:val="1017"/>
+        </w:numPr>
+        <w:pStyle w:val="Compact"/>
+      </w:pPr>
+      <w:r>
+        <w:t xml:space="preserve">starke Passwörter für Konten nutzen</w:t>
+      </w:r>
+    </w:p>
+    <w:p>
+      <w:pPr>
+        <w:numPr>
+          <w:ilvl w:val="0"/>
+          <w:numId w:val="1017"/>
+        </w:numPr>
+        <w:pStyle w:val="Compact"/>
+      </w:pPr>
+      <w:r>
+        <w:t xml:space="preserve">Dokumente nicht unbeabsichtigt öffentlich teilen</w:t>
+      </w:r>
+    </w:p>
+    <w:p>
+      <w:pPr>
+        <w:numPr>
+          <w:ilvl w:val="0"/>
+          <w:numId w:val="1017"/>
+        </w:numPr>
+        <w:pStyle w:val="Compact"/>
+      </w:pPr>
+      <w:r>
+        <w:t xml:space="preserve">bei wichtigen Dateien Sicherungskopien anlegen</w:t>
+      </w:r>
+    </w:p>
+    <w:p>
+      <w:pPr>
+        <w:numPr>
+          <w:ilvl w:val="0"/>
+          <w:numId w:val="1017"/>
+        </w:numPr>
+        <w:pStyle w:val="Compact"/>
+      </w:pPr>
+      <w:r>
+        <w:t xml:space="preserve">vor dem Versenden prüfen, welche Inhalte und Metadaten enthalten sind</w:t>
+      </w:r>
+    </w:p>
+    <w:p>
+      <w:pPr>
+        <w:pStyle w:val="FirstParagraph"/>
+      </w:pPr>
+      <w:r>
+        <w:t xml:space="preserve">Ein Passwort für ein Konto, eine Dateifreigabe und ein Schreibschutz erfüllen unterschiedliche Aufgaben. „Geschützt“ ist deshalb kein einzelner Schalter.</w:t>
+      </w:r>
+    </w:p>
+    <w:bookmarkEnd w:id="83"/>
+    <w:bookmarkStart w:id="84" w:name="Xf11ddd4ab7654be12624e9d6f8efd678858b465"/>
+    <w:p>
+      <w:pPr>
+        <w:pStyle w:val="Heading2"/>
+      </w:pPr>
+      <w:r>
+        <w:t xml:space="preserve">Informationen und Medien können manipuliert werden</w:t>
+      </w:r>
+    </w:p>
+    <w:p>
+      <w:pPr>
+        <w:pStyle w:val="FirstParagraph"/>
+      </w:pPr>
+      <w:r>
+        <w:t xml:space="preserve">Digitale Medien lassen sich leicht verändern oder neu erzeugen. Das kann durch Menschen oder automatisch durch Software geschehen.</w:t>
+      </w:r>
+    </w:p>
+    <w:p>
+      <w:pPr>
+        <w:pStyle w:val="BodyText"/>
+      </w:pPr>
+      <w:r>
+        <w:t xml:space="preserve">Beispiele:</w:t>
+      </w:r>
+    </w:p>
+    <w:p>
+      <w:pPr>
+        <w:numPr>
+          <w:ilvl w:val="0"/>
+          <w:numId w:val="1018"/>
+        </w:numPr>
+        <w:pStyle w:val="Compact"/>
+      </w:pPr>
+      <w:r>
+        <w:t xml:space="preserve">Fotomontage</w:t>
+      </w:r>
+    </w:p>
+    <w:p>
+      <w:pPr>
+        <w:numPr>
+          <w:ilvl w:val="0"/>
+          <w:numId w:val="1018"/>
+        </w:numPr>
+        <w:pStyle w:val="Compact"/>
+      </w:pPr>
+      <w:r>
+        <w:t xml:space="preserve">zugeschnittenes Bild mit verändertem Kontext</w:t>
+      </w:r>
+    </w:p>
+    <w:p>
+      <w:pPr>
+        <w:numPr>
+          <w:ilvl w:val="0"/>
+          <w:numId w:val="1018"/>
+        </w:numPr>
+        <w:pStyle w:val="Compact"/>
+      </w:pPr>
+      <w:r>
+        <w:t xml:space="preserve">Kombination von Bild, Ton und Text</w:t>
+      </w:r>
+    </w:p>
+    <w:p>
+      <w:pPr>
+        <w:numPr>
+          <w:ilvl w:val="0"/>
+          <w:numId w:val="1018"/>
+        </w:numPr>
+        <w:pStyle w:val="Compact"/>
+      </w:pPr>
+      <w:r>
+        <w:t xml:space="preserve">automatische Bildverbesserung</w:t>
+      </w:r>
+    </w:p>
+    <w:p>
+      <w:pPr>
+        <w:numPr>
+          <w:ilvl w:val="0"/>
+          <w:numId w:val="1018"/>
+        </w:numPr>
+        <w:pStyle w:val="Compact"/>
+      </w:pPr>
+      <w:r>
+        <w:t xml:space="preserve">generierte Texte, Bilder oder Stimmen</w:t>
+      </w:r>
+    </w:p>
+    <w:p>
+      <w:pPr>
+        <w:numPr>
+          <w:ilvl w:val="0"/>
+          <w:numId w:val="1018"/>
+        </w:numPr>
+        <w:pStyle w:val="Compact"/>
+      </w:pPr>
+      <w:r>
+        <w:t xml:space="preserve">gefälschte Profile oder Identitätsdiebstahl</w:t>
+      </w:r>
+    </w:p>
+    <w:p>
+      <w:pPr>
+        <w:pStyle w:val="FirstParagraph"/>
+      </w:pPr>
+      <w:r>
+        <w:t xml:space="preserve">Eine technisch überzeugende Darstellung ist deshalb noch kein Beweis dafür, dass eine Aussage wahr ist.</w:t>
+      </w:r>
+    </w:p>
+    <w:bookmarkEnd w:id="84"/>
+    <w:bookmarkStart w:id="85" w:name="prüffragen-bei-medien"/>
+    <w:p>
+      <w:pPr>
+        <w:pStyle w:val="Heading2"/>
+      </w:pPr>
+      <w:r>
+        <w:t xml:space="preserve">Prüffragen bei Medien</w:t>
+      </w:r>
+    </w:p>
+    <w:p>
+      <w:pPr>
+        <w:numPr>
+          <w:ilvl w:val="0"/>
+          <w:numId w:val="1019"/>
+        </w:numPr>
+        <w:pStyle w:val="Compact"/>
+      </w:pPr>
+      <w:r>
+        <w:t xml:space="preserve">Wer hat den Inhalt erstellt oder veröffentlicht?</w:t>
+      </w:r>
+    </w:p>
+    <w:p>
+      <w:pPr>
+        <w:numPr>
+          <w:ilvl w:val="0"/>
+          <w:numId w:val="1019"/>
+        </w:numPr>
+        <w:pStyle w:val="Compact"/>
+      </w:pPr>
+      <w:r>
+        <w:t xml:space="preserve">Gibt es eine nachvollziehbare Quelle?</w:t>
+      </w:r>
+    </w:p>
+    <w:p>
+      <w:pPr>
+        <w:numPr>
+          <w:ilvl w:val="0"/>
+          <w:numId w:val="1019"/>
+        </w:numPr>
+        <w:pStyle w:val="Compact"/>
+      </w:pPr>
+      <w:r>
+        <w:t xml:space="preserve">Könnte das Medium bearbeitet, verkürzt oder aus dem Zusammenhang gerissen sein?</w:t>
+      </w:r>
+    </w:p>
+    <w:p>
+      <w:pPr>
+        <w:numPr>
+          <w:ilvl w:val="0"/>
+          <w:numId w:val="1019"/>
+        </w:numPr>
+        <w:pStyle w:val="Compact"/>
+      </w:pPr>
+      <w:r>
+        <w:t xml:space="preserve">Bestätigen andere verlässliche Quellen die Aussage?</w:t>
+      </w:r>
+    </w:p>
+    <w:p>
+      <w:pPr>
+        <w:numPr>
+          <w:ilvl w:val="0"/>
+          <w:numId w:val="1019"/>
+        </w:numPr>
+        <w:pStyle w:val="Compact"/>
+      </w:pPr>
+      <w:r>
+        <w:t xml:space="preserve">Welche Absicht könnte hinter der Veröffentlichung stehen?</w:t>
+      </w:r>
+    </w:p>
+    <w:bookmarkEnd w:id="85"/>
+    <w:bookmarkStart w:id="86" w:name="aufgabe-1-klassenfoto"/>
+    <w:p>
+      <w:pPr>
+        <w:pStyle w:val="Heading2"/>
+      </w:pPr>
+      <w:r>
         <w:t xml:space="preserve">Aufgabe 1 – Klassenfoto</w:t>
       </w:r>
     </w:p>
@@ -2359,11 +2872,11 @@
         <w:pStyle w:val="FirstParagraph"/>
       </w:pPr>
       <w:r>
-        <w:t xml:space="preserve">Eine Gruppe möchte ein Klassenfoto öffentlich auf einer Webseite veröffentlichen. Welche Fragen müssen vorher geklärt werden?</w:t>
-      </w:r>
-    </w:p>
-    <w:bookmarkEnd w:id="81"/>
-    <w:bookmarkStart w:id="82" w:name="aufgabe-2-präsentation"/>
+        <w:t xml:space="preserve">Eine Gruppe möchte ein Klassenfoto öffentlich auf einer Webseite veröffentlichen. Welche Fragen müssen vorher geklärt werden? Denke auch an mögliche Metadaten.</w:t>
+      </w:r>
+    </w:p>
+    <w:bookmarkEnd w:id="86"/>
+    <w:bookmarkStart w:id="87" w:name="aufgabe-2-präsentation"/>
     <w:p>
       <w:pPr>
         <w:pStyle w:val="Heading2"/>
@@ -2377,11 +2890,11 @@
         <w:pStyle w:val="FirstParagraph"/>
       </w:pPr>
       <w:r>
-        <w:t xml:space="preserve">Du findest ein perfektes Bild über eine Suchmaschine. Warum darfst du es nicht automatisch in einer öffentlich veröffentlichten Präsentation verwenden?</w:t>
-      </w:r>
-    </w:p>
-    <w:bookmarkEnd w:id="82"/>
-    <w:bookmarkStart w:id="83" w:name="aufgabe-3-standort"/>
+        <w:t xml:space="preserve">Du findest ein perfektes Bild über eine Suchmaschine. Warum darfst du es nicht automatisch in einer öffentlich veröffentlichten Präsentation verwenden? Formuliere außerdem eine sinnvolle Quellenangabe.</w:t>
+      </w:r>
+    </w:p>
+    <w:bookmarkEnd w:id="87"/>
+    <w:bookmarkStart w:id="88" w:name="aufgabe-3-standort"/>
     <w:p>
       <w:pPr>
         <w:pStyle w:val="Heading2"/>
@@ -2398,14 +2911,14 @@
         <w:t xml:space="preserve">Eine App möchte dauerhaft auf deinen Standort zugreifen. Formuliere drei Fragen, die du vor einer Zustimmung prüfen würdest.</w:t>
       </w:r>
     </w:p>
-    <w:bookmarkEnd w:id="83"/>
-    <w:bookmarkStart w:id="84" w:name="aufgabe-4-quellen"/>
+    <w:bookmarkEnd w:id="88"/>
+    <w:bookmarkStart w:id="89" w:name="aufgabe-4-metadaten-untersuchen"/>
     <w:p>
       <w:pPr>
         <w:pStyle w:val="Heading2"/>
       </w:pPr>
       <w:r>
-        <w:t xml:space="preserve">Aufgabe 4 – Quellen</w:t>
+        <w:t xml:space="preserve">Aufgabe 4 – Metadaten untersuchen</w:t>
       </w:r>
     </w:p>
     <w:p>
@@ -2413,16 +2926,52 @@
         <w:pStyle w:val="FirstParagraph"/>
       </w:pPr>
       <w:r>
-        <w:t xml:space="preserve">Erstelle für ein selbst gewähltes Online-Medium eine einfache Quellenangabe mit Urheber/Anbieter, Titel, Fundstelle und Abrufdatum, soweit diese Angaben verfügbar sind.</w:t>
-      </w:r>
-    </w:p>
-    <w:bookmarkEnd w:id="84"/>
-    <w:bookmarkStart w:id="85" w:name="merksatz-4"/>
+        <w:t xml:space="preserve">Untersuche – mit einer von der Lehrkraft bereitgestellten Beispieldatei – welche Metadaten angezeigt werden können. Welche davon könnten beim Veröffentlichen unerwünscht sein?</w:t>
+      </w:r>
+    </w:p>
+    <w:bookmarkEnd w:id="89"/>
+    <w:bookmarkStart w:id="90" w:name="aufgabe-5-echt-oder-verändert"/>
     <w:p>
       <w:pPr>
         <w:pStyle w:val="Heading2"/>
       </w:pPr>
       <w:r>
+        <w:t xml:space="preserve">Aufgabe 5 – Echt oder verändert?</w:t>
+      </w:r>
+    </w:p>
+    <w:p>
+      <w:pPr>
+        <w:pStyle w:val="FirstParagraph"/>
+      </w:pPr>
+      <w:r>
+        <w:t xml:space="preserve">Du erhältst zwei Versionen eines Bildes oder Beitrags. Eine Version wurde verändert. Sammle Hinweise, mit denen du die Glaubwürdigkeit prüfen würdest. Wichtig: Nicht nur auf das Aussehen verlassen, sondern Quelle und Kontext untersuchen.</w:t>
+      </w:r>
+    </w:p>
+    <w:bookmarkEnd w:id="90"/>
+    <w:bookmarkStart w:id="91" w:name="aufgabe-6-schutzplan"/>
+    <w:p>
+      <w:pPr>
+        <w:pStyle w:val="Heading2"/>
+      </w:pPr>
+      <w:r>
+        <w:t xml:space="preserve">Aufgabe 6 – Schutzplan</w:t>
+      </w:r>
+    </w:p>
+    <w:p>
+      <w:pPr>
+        <w:pStyle w:val="FirstParagraph"/>
+      </w:pPr>
+      <w:r>
+        <w:t xml:space="preserve">Ein Gruppenprojekt enthält Namen, Fotos und ein noch unfertiges Dokument. Entscheide, wer lesen, bearbeiten und veröffentlichen darf. Begründe deine Zugriffsrechte.</w:t>
+      </w:r>
+    </w:p>
+    <w:bookmarkEnd w:id="91"/>
+    <w:bookmarkStart w:id="92" w:name="merksatz-4"/>
+    <w:p>
+      <w:pPr>
+        <w:pStyle w:val="Heading2"/>
+      </w:pPr>
+      <w:r>
         <w:t xml:space="preserve">Merksatz</w:t>
       </w:r>
     </w:p>
@@ -2431,11 +2980,11 @@
         <w:pStyle w:val="BlockText"/>
       </w:pPr>
       <w:r>
-        <w:t xml:space="preserve">Technische Möglichkeiten ersetzen keine Verantwortung. Daten und Medien müssen rechtmäßig, nachvollziehbar und respektvoll verwendet werden.</w:t>
-      </w:r>
-    </w:p>
-    <w:bookmarkEnd w:id="85"/>
-    <w:bookmarkEnd w:id="86"/>
+        <w:t xml:space="preserve">Verantwortungsvolle Informationsverarbeitung bedeutet: Rechte beachten, Quellen nennen, schützenswerte Daten und Metadaten schützen und digitale Medien kritisch auf Herkunft, Veränderung und Absicht prüfen.</w:t>
+      </w:r>
+    </w:p>
+    <w:bookmarkEnd w:id="92"/>
+    <w:bookmarkEnd w:id="93"/>
     <w:sectPr>
       <w:headerReference r:id="rId9" w:type="default"/>
       <w:footerReference r:id="rId11" w:type="default"/>
@@ -2466,7 +3015,7 @@
       <w:rPr>
         <w:sz w:val="16"/>
       </w:rPr>
-      <w:t>Unterrichtsmaterial Oberschule Sachsen · Version v0.4.0-341-g0b15cca-dirty · Build 17.08.2026</w:t>
+      <w:t>Unterrichtsmaterial Oberschule Sachsen · Version v0.4.0-356-g3db0967-dirty · Build 17.08.2026</w:t>
     </w:r>
   </w:p>
 </w:ftr>
@@ -3016,6 +3565,9 @@
     <w:abstractNumId w:val="991"/>
   </w:num>
   <w:num w:numId="1008">
+    <w:abstractNumId w:val="991"/>
+  </w:num>
+  <w:num w:numId="1009">
     <w:abstractNumId w:val="99411"/>
     <w:lvlOverride w:ilvl="0">
       <w:startOverride w:val="1"/>
@@ -3045,14 +3597,38 @@
       <w:startOverride w:val="1"/>
     </w:lvlOverride>
   </w:num>
-  <w:num w:numId="1009">
-    <w:abstractNumId w:val="991"/>
-  </w:num>
   <w:num w:numId="1010">
     <w:abstractNumId w:val="991"/>
   </w:num>
   <w:num w:numId="1011">
-    <w:abstractNumId w:val="991"/>
+    <w:abstractNumId w:val="99411"/>
+    <w:lvlOverride w:ilvl="0">
+      <w:startOverride w:val="1"/>
+    </w:lvlOverride>
+    <w:lvlOverride w:ilvl="1">
+      <w:startOverride w:val="1"/>
+    </w:lvlOverride>
+    <w:lvlOverride w:ilvl="2">
+      <w:startOverride w:val="1"/>
+    </w:lvlOverride>
+    <w:lvlOverride w:ilvl="3">
+      <w:startOverride w:val="1"/>
+    </w:lvlOverride>
+    <w:lvlOverride w:ilvl="4">
+      <w:startOverride w:val="1"/>
+    </w:lvlOverride>
+    <w:lvlOverride w:ilvl="5">
+      <w:startOverride w:val="1"/>
+    </w:lvlOverride>
+    <w:lvlOverride w:ilvl="6">
+      <w:startOverride w:val="1"/>
+    </w:lvlOverride>
+    <w:lvlOverride w:ilvl="7">
+      <w:startOverride w:val="1"/>
+    </w:lvlOverride>
+    <w:lvlOverride w:ilvl="8">
+      <w:startOverride w:val="1"/>
+    </w:lvlOverride>
   </w:num>
   <w:num w:numId="1012">
     <w:abstractNumId w:val="991"/>
@@ -3061,6 +3637,21 @@
     <w:abstractNumId w:val="991"/>
   </w:num>
   <w:num w:numId="1014">
+    <w:abstractNumId w:val="991"/>
+  </w:num>
+  <w:num w:numId="1015">
+    <w:abstractNumId w:val="991"/>
+  </w:num>
+  <w:num w:numId="1016">
+    <w:abstractNumId w:val="991"/>
+  </w:num>
+  <w:num w:numId="1017">
+    <w:abstractNumId w:val="991"/>
+  </w:num>
+  <w:num w:numId="1018">
+    <w:abstractNumId w:val="991"/>
+  </w:num>
+  <w:num w:numId="1019">
     <w:abstractNumId w:val="99411"/>
     <w:lvlOverride w:ilvl="0">
       <w:startOverride w:val="1"/>

--- a/Ausgabe/Klasse_7/02_Repraesentation_von_Daten/01_Arbeitsheft.docx
+++ b/Ausgabe/Klasse_7/02_Repraesentation_von_Daten/01_Arbeitsheft.docx
@@ -3015,7 +3015,7 @@
       <w:rPr>
         <w:sz w:val="16"/>
       </w:rPr>
-      <w:t>Unterrichtsmaterial Oberschule Sachsen · Version v0.4.0-356-g3db0967-dirty · Build 17.08.2026</w:t>
+      <w:t>Unterrichtsmaterial Oberschule Sachsen · Version v0.4.0-376-gf442749-dirty · Build 17.08.2026</w:t>
     </w:r>
   </w:p>
 </w:ftr>

--- a/Ausgabe/Klasse_7/02_Repraesentation_von_Daten/01_Arbeitsheft.docx
+++ b/Ausgabe/Klasse_7/02_Repraesentation_von_Daten/01_Arbeitsheft.docx
@@ -3015,7 +3015,7 @@
       <w:rPr>
         <w:sz w:val="16"/>
       </w:rPr>
-      <w:t>Unterrichtsmaterial Oberschule Sachsen · Version v0.4.0-356-g3db0967-dirty · Build 17.08.2026</w:t>
+      <w:t>Unterrichtsmaterial Oberschule Sachsen · Version v0.4.0-376-g6ba679b-dirty · Build 17.08.2026</w:t>
     </w:r>
   </w:p>
 </w:ftr>

--- a/Ausgabe/Klasse_7/02_Repraesentation_von_Daten/01_Arbeitsheft.docx
+++ b/Ausgabe/Klasse_7/02_Repraesentation_von_Daten/01_Arbeitsheft.docx
@@ -3015,7 +3015,7 @@
       <w:rPr>
         <w:sz w:val="16"/>
       </w:rPr>
-      <w:t>Unterrichtsmaterial Oberschule Sachsen · Version v0.4.0-356-g3db0967-dirty · Build 17.08.2026</w:t>
+      <w:t>Unterrichtsmaterial Oberschule Sachsen · Version v0.4.0-378-g61c0f2a-dirty · Build 17.08.2026</w:t>
     </w:r>
   </w:p>
 </w:ftr>

--- a/Ausgabe/Klasse_7/02_Repraesentation_von_Daten/01_Arbeitsheft.docx
+++ b/Ausgabe/Klasse_7/02_Repraesentation_von_Daten/01_Arbeitsheft.docx
@@ -3015,7 +3015,7 @@
       <w:rPr>
         <w:sz w:val="16"/>
       </w:rPr>
-      <w:t>Unterrichtsmaterial Oberschule Sachsen · Version v0.4.0-356-g3db0967-dirty · Build 17.08.2026</w:t>
+      <w:t>Unterrichtsmaterial Oberschule Sachsen · Version v0.4.0-367-gb55ec7c-dirty · Build 17.08.2026</w:t>
     </w:r>
   </w:p>
 </w:ftr>

--- a/Ausgabe/Klasse_7/02_Repraesentation_von_Daten/01_Arbeitsheft.docx
+++ b/Ausgabe/Klasse_7/02_Repraesentation_von_Daten/01_Arbeitsheft.docx
@@ -3015,7 +3015,7 @@
       <w:rPr>
         <w:sz w:val="16"/>
       </w:rPr>
-      <w:t>Unterrichtsmaterial Oberschule Sachsen · Version v0.4.0-376-gf442749-dirty · Build 17.08.2026</w:t>
+      <w:t>Unterrichtsmaterial Oberschule Sachsen · Version v0.4.0-410-g8744ce6-dirty · Build 17.08.2026</w:t>
     </w:r>
   </w:p>
 </w:ftr>

--- a/Ausgabe/Klasse_7/02_Repraesentation_von_Daten/01_Arbeitsheft.docx
+++ b/Ausgabe/Klasse_7/02_Repraesentation_von_Daten/01_Arbeitsheft.docx
@@ -3015,7 +3015,7 @@
       <w:rPr>
         <w:sz w:val="16"/>
       </w:rPr>
-      <w:t>Unterrichtsmaterial Oberschule Sachsen · Version v0.4.0-410-g8744ce6-dirty · Build 17.08.2026</w:t>
+      <w:t>Unterrichtsmaterial Oberschule Sachsen · Version v0.4.0-444-gad95bb4-dirty · Build 18.08.2026</w:t>
     </w:r>
   </w:p>
 </w:ftr>

--- a/Ausgabe/Klasse_7/02_Repraesentation_von_Daten/01_Arbeitsheft.docx
+++ b/Ausgabe/Klasse_7/02_Repraesentation_von_Daten/01_Arbeitsheft.docx
@@ -3015,7 +3015,7 @@
       <w:rPr>
         <w:sz w:val="16"/>
       </w:rPr>
-      <w:t>Unterrichtsmaterial Oberschule Sachsen · Version v0.4.0-444-gad95bb4-dirty · Build 18.08.2026</w:t>
+      <w:t>Unterrichtsmaterial Oberschule Sachsen · Version v0.4.0-459-gb11fd20-dirty · Build 18.08.2026</w:t>
     </w:r>
   </w:p>
 </w:ftr>

--- a/Ausgabe/Klasse_7/02_Repraesentation_von_Daten/01_Arbeitsheft.docx
+++ b/Ausgabe/Klasse_7/02_Repraesentation_von_Daten/01_Arbeitsheft.docx
@@ -3015,7 +3015,7 @@
       <w:rPr>
         <w:sz w:val="16"/>
       </w:rPr>
-      <w:t>Unterrichtsmaterial Oberschule Sachsen · Version v0.4.0-459-gb11fd20-dirty · Build 18.08.2026</w:t>
+      <w:t>Unterrichtsmaterial Oberschule Sachsen · Version v0.4.0-444-gad95bb4-dirty · Build 18.08.2026</w:t>
     </w:r>
   </w:p>
 </w:ftr>

--- a/Ausgabe/Klasse_7/02_Repraesentation_von_Daten/01_Arbeitsheft.docx
+++ b/Ausgabe/Klasse_7/02_Repraesentation_von_Daten/01_Arbeitsheft.docx
@@ -3015,7 +3015,7 @@
       <w:rPr>
         <w:sz w:val="16"/>
       </w:rPr>
-      <w:t>Unterrichtsmaterial Oberschule Sachsen · Version v0.4.0-444-gad95bb4-dirty · Build 18.08.2026</w:t>
+      <w:t>Unterrichtsmaterial Oberschule Sachsen · Version v0.4.0-489-gf58e499-dirty · Build 18.08.2026</w:t>
     </w:r>
   </w:p>
 </w:ftr>

--- a/Ausgabe/Klasse_7/02_Repraesentation_von_Daten/01_Arbeitsheft.docx
+++ b/Ausgabe/Klasse_7/02_Repraesentation_von_Daten/01_Arbeitsheft.docx
@@ -3015,7 +3015,7 @@
       <w:rPr>
         <w:sz w:val="16"/>
       </w:rPr>
-      <w:t>Unterrichtsmaterial Oberschule Sachsen · Version v0.4.0-444-gad95bb4-dirty · Build 18.08.2026</w:t>
+      <w:t>Unterrichtsmaterial Oberschule Sachsen · Version v0.4.0-490-g2532335-dirty · Build 18.08.2026</w:t>
     </w:r>
   </w:p>
 </w:ftr>

--- a/Ausgabe/Klasse_7/02_Repraesentation_von_Daten/01_Arbeitsheft.docx
+++ b/Ausgabe/Klasse_7/02_Repraesentation_von_Daten/01_Arbeitsheft.docx
@@ -3015,7 +3015,7 @@
       <w:rPr>
         <w:sz w:val="16"/>
       </w:rPr>
-      <w:t>Unterrichtsmaterial Oberschule Sachsen · Version v0.4.0-490-g2532335-dirty · Build 18.08.2026</w:t>
+      <w:t>Unterrichtsmaterial Oberschule Sachsen · Version v0.4.0-521-gfaabf71-dirty · Build 19.08.2026</w:t>
     </w:r>
   </w:p>
 </w:ftr>

--- a/Ausgabe/Klasse_7/02_Repraesentation_von_Daten/01_Arbeitsheft.docx
+++ b/Ausgabe/Klasse_7/02_Repraesentation_von_Daten/01_Arbeitsheft.docx
@@ -3015,7 +3015,7 @@
       <w:rPr>
         <w:sz w:val="16"/>
       </w:rPr>
-      <w:t>Unterrichtsmaterial Oberschule Sachsen · Version v0.4.0-490-g2532335-dirty · Build 18.08.2026</w:t>
+      <w:t>Unterrichtsmaterial Oberschule Sachsen · Version v0.4.0-521-g87c4bcc-dirty · Build 19.08.2026</w:t>
     </w:r>
   </w:p>
 </w:ftr>

--- a/Ausgabe/Klasse_7/02_Repraesentation_von_Daten/01_Arbeitsheft.docx
+++ b/Ausgabe/Klasse_7/02_Repraesentation_von_Daten/01_Arbeitsheft.docx
@@ -3015,7 +3015,7 @@
       <w:rPr>
         <w:sz w:val="16"/>
       </w:rPr>
-      <w:t>Unterrichtsmaterial Oberschule Sachsen · Version v0.4.0-521-g87c4bcc-dirty · Build 19.08.2026</w:t>
+      <w:t>Unterrichtsmaterial Oberschule Sachsen · Version v0.4.0-527-gca6ed1b-dirty · Build 19.08.2026</w:t>
     </w:r>
   </w:p>
 </w:ftr>

--- a/Ausgabe/Klasse_7/02_Repraesentation_von_Daten/01_Arbeitsheft.docx
+++ b/Ausgabe/Klasse_7/02_Repraesentation_von_Daten/01_Arbeitsheft.docx
@@ -3015,7 +3015,7 @@
       <w:rPr>
         <w:sz w:val="16"/>
       </w:rPr>
-      <w:t>Unterrichtsmaterial Oberschule Sachsen · Version v0.4.0-527-gca6ed1b-dirty · Build 19.08.2026</w:t>
+      <w:t>Unterrichtsmaterial Oberschule Sachsen · Version v0.4.0-530-gbb43ae4-dirty · Build 20.08.2026</w:t>
     </w:r>
   </w:p>
 </w:ftr>

--- a/Ausgabe/Klasse_7/02_Repraesentation_von_Daten/01_Arbeitsheft.docx
+++ b/Ausgabe/Klasse_7/02_Repraesentation_von_Daten/01_Arbeitsheft.docx
@@ -3015,7 +3015,7 @@
       <w:rPr>
         <w:sz w:val="16"/>
       </w:rPr>
-      <w:t>Unterrichtsmaterial Oberschule Sachsen · Version v0.4.0-530-gbb43ae4-dirty · Build 20.08.2026</w:t>
+      <w:t>Unterrichtsmaterial Oberschule Sachsen · Version v0.4.0-534-gc09a6c6-dirty · Build 20.08.2026</w:t>
     </w:r>
   </w:p>
 </w:ftr>
